--- a/lunch-decision-v8.4.4-approved-sync/docs/2차_도메인에_맞는_뉴스_세팅하기_최성환.docx
+++ b/lunch-decision-v8.4.4-approved-sync/docs/2차_도메인에_맞는_뉴스_세팅하기_최성환.docx
@@ -1979,15 +1979,14 @@
             <w:pPr>
               <w:spacing w:before="0" w:after="40" w:line="259" w:lineRule="auto"/>
             </w:pPr>
-            <w:r/>
-            <w:r>
-              <w:rPr>
-                <w:rFonts w:ascii="NanumGothic" w:hAnsi="NanumGothic" w:eastAsia="NanumGothic" w:cs="NanumGothic"/>
-                <w:b w:val="0"/>
-                <w:color w:val="000000"/>
-                <w:sz w:val="20"/>
-              </w:rPr>
-              <w:t>원문 대조 후 Fact 검증 완료. 기사 게시 이력이 없는 운영 주제는 같은 시군구의 메인에 표시한다. AI 초안은 비공개이며 확인 1개·선택 메모·검증 완료 저장으로 승인과 공개를 함께 처리한다. 날짜 Fact는 date와 date_range를 지원한다.</w:t>
+            <w:r>
+              <w:rPr>
+                <w:rFonts w:ascii="NanumGothic" w:hAnsi="NanumGothic" w:eastAsia="NanumGothic" w:cs="NanumGothic"/>
+                <w:b w:val="0"/>
+                <w:color w:val="000000"/>
+                <w:sz w:val="20"/>
+              </w:rPr>
+              <w:t>원문 대조 후 Fact 검증 완료. 기사 게시 이력이 없는 운영 주제는 같은 시군구의 메인에 표시한다. AI 초안은 비공개이며 사람 네 포인트·일반 선택 메모·검증 완료 저장으로 승인과 공개를 함께 처리한다. 날짜 Fact는 date와 date_range를 지원한다.</w:t>
             </w:r>
           </w:p>
         </w:tc>
@@ -3570,26 +3569,17 @@
           </w:tcPr>
           <w:p>
             <w:pPr>
-              <w:keepNext w:val="0"/>
-              <w:keepLines w:val="0"/>
-              <w:spacing w:before="0" w:after="30" w:line="247" w:lineRule="auto"/>
-            </w:pPr>
-            <w:r>
-              <w:rPr>
-                <w:rFonts w:ascii="NanumGothic" w:hAnsi="NanumGothic" w:eastAsia="NanumGothic" w:cs="NanumGothic"/>
-                <w:b w:val="0"/>
-                <w:color w:val="000000"/>
-                <w:sz w:val="20"/>
-              </w:rPr>
-            </w:r>
-            <w:r>
-              <w:rPr>
-                <w:rFonts w:ascii="NanumGothic" w:hAnsi="NanumGothic" w:eastAsia="NanumGothic" w:cs="NanumGothic"/>
-                <w:b w:val="0"/>
-                <w:color w:val="000000"/>
-                <w:sz w:val="20"/>
-              </w:rPr>
-              <w:t>확인 1개·선택 메모로 문장 대조·승인·공개를 같은 트랜잭션에 저장</w:t>
+              <w:spacing w:after="40" w:line="259" w:lineRule="auto"/>
+            </w:pPr>
+            <w:r/>
+            <w:r>
+              <w:rPr>
+                <w:rFonts w:ascii="NanumGothic" w:hAnsi="NanumGothic" w:eastAsia="NanumGothic" w:cs="NanumGothic"/>
+                <w:b w:val="0"/>
+                <w:color w:val="000000"/>
+                <w:sz w:val="20"/>
+              </w:rPr>
+              <w:t>예시와 사람 네 포인트 확인. 현재 AI 불일치 시 처리 메모. 문장 대조·승인·공개를 함께 저장</w:t>
             </w:r>
           </w:p>
         </w:tc>
@@ -4567,7 +4557,7 @@
           </w:tcPr>
           <w:p>
             <w:pPr>
-              <w:spacing w:before="0" w:after="40" w:line="259" w:lineRule="auto"/>
+              <w:spacing w:after="40" w:line="259" w:lineRule="auto"/>
             </w:pPr>
             <w:r/>
             <w:r>
@@ -4577,7 +4567,7 @@
                 <w:color w:val="000000"/>
                 <w:sz w:val="20"/>
               </w:rPr>
-              <w:t>왼쪽 원문과 오른쪽 기사 비교 → 확인 체크 1개 → 선택 메모 → 검증 완료 저장. 성공 시 팝업을 닫고 관리자 목록·열린 메인을 갱신한다. 오류 시 팝업을 유지해 사유를 보여준다. 수정본·공개 중단도 지원한다.</w:t>
+              <w:t>원문·기사 비교 → 선택적 ChatGPT 참고 검수 → 예시와 사람 네 포인트 → 검증 완료 저장. 일반 메모 선택, 현재 AI 불일치 시 재확인 처리 메모 필수. 성공 후 목록·열린 메인 갱신. 오류 시 사유 표시. 수정본·공개 중단 유지.</w:t>
             </w:r>
           </w:p>
         </w:tc>
@@ -5137,11 +5127,12 @@
             <w:pPr>
               <w:spacing w:before="80" w:after="100"/>
             </w:pPr>
+            <w:r/>
             <w:r>
               <w:drawing>
                 <wp:inline>
-                  <wp:extent cx="5486400" cy="4287915"/>
-                  <wp:docPr id="7" name="Picture 7" descr="그림 3 원문·기사 비교, 확인 체크 1개·선택 메모·검증 완료 저장. 기사 응답은 모의 AI이며 실제 유료 OpenAI 호출 결과가 아니다."/>
+                  <wp:extent cx="5486400" cy="4076700"/>
+                  <wp:docPr id="7" name="Picture 7"/>
                   <wp:cNvGraphicFramePr>
                     <a:graphicFrameLocks noChangeAspect="1"/>
                   </wp:cNvGraphicFramePr>
@@ -5153,7 +5144,7 @@
                           <pic:cNvPicPr/>
                         </pic:nvPicPr>
                         <pic:blipFill>
-                          <a:blip r:embed="rId20"/>
+                          <a:blip r:embed="rId7"/>
                           <a:stretch>
                             <a:fillRect/>
                           </a:stretch>
@@ -5161,7 +5152,7 @@
                         <pic:spPr>
                           <a:xfrm>
                             <a:off x="0" y="0"/>
-                            <a:ext cx="5486400" cy="4287915"/>
+                            <a:ext cx="5486400" cy="4076700"/>
                           </a:xfrm>
                           <a:prstGeom prst="rect"/>
                         </pic:spPr>
@@ -5178,9 +5169,9 @@
                 <w:rFonts w:ascii="NanumGothic" w:hAnsi="NanumGothic" w:eastAsia="NanumGothic" w:cs="NanumGothic"/>
                 <w:b w:val="0"/>
                 <w:color w:val="000000"/>
-                <w:sz w:val="18"/>
-              </w:rPr>
-              <w:t>그림 3 원문·기사 비교, 확인 체크 1개·선택 메모·검증 완료 저장. 기사 응답은 모의 AI이며 실제 유료 OpenAI 호출 결과가 아니다.</w:t>
+                <w:sz w:val="20"/>
+              </w:rPr>
+              <w:t>그림 3 원문·기사 비교, 예시·사람 네 포인트·일반 선택 메모·검증 완료 저장. 기사 응답은 모의 AI이며 실제 유료 OpenAI 호출 결과가 아니다.</w:t>
             </w:r>
           </w:p>
         </w:tc>
@@ -6887,26 +6878,17 @@
           </w:tcPr>
           <w:p>
             <w:pPr>
-              <w:keepNext w:val="0"/>
-              <w:keepLines w:val="0"/>
-              <w:spacing w:before="0" w:after="30" w:line="247" w:lineRule="auto"/>
-            </w:pPr>
-            <w:r>
-              <w:rPr>
-                <w:rFonts w:ascii="NanumGothic" w:hAnsi="NanumGothic" w:eastAsia="NanumGothic" w:cs="NanumGothic"/>
-                <w:b w:val="0"/>
-                <w:color w:val="000000"/>
-                <w:sz w:val="20"/>
-              </w:rPr>
-            </w:r>
-            <w:r>
-              <w:rPr>
-                <w:rFonts w:ascii="NanumGothic" w:hAnsi="NanumGothic" w:eastAsia="NanumGothic" w:cs="NanumGothic"/>
-                <w:b w:val="0"/>
-                <w:color w:val="000000"/>
-                <w:sz w:val="20"/>
-              </w:rPr>
-              <w:t>기존 운영 설정 gpt-6-luna, Responses API·엄격한 JSON Schema. 사실 검증·승인은 사람의 별도 작업</w:t>
+              <w:spacing w:after="40" w:line="259" w:lineRule="auto"/>
+            </w:pPr>
+            <w:r/>
+            <w:r>
+              <w:rPr>
+                <w:rFonts w:ascii="NanumGothic" w:hAnsi="NanumGothic" w:eastAsia="NanumGothic" w:cs="NanumGothic"/>
+                <w:b w:val="0"/>
+                <w:color w:val="000000"/>
+                <w:sz w:val="20"/>
+              </w:rPr>
+              <w:t>기존 gpt-6-luna·Responses API·엄격한 JSON Schema. 등록 구절 대조 의견을 제공하며 사실 검증·승인은 사람이 진행</w:t>
             </w:r>
           </w:p>
         </w:tc>
@@ -14077,7 +14059,7 @@
                 <w:color w:val="000000"/>
                 <w:sz w:val="20"/>
               </w:rPr>
-              <w:t>• 현재 화면은 원문 확인 1개·선택 메모·검증 완료·저장으로 처리한다. 확인 누락은 422, 시연 자료·불일치 문장·변경된 근거/기사 해시는 409 등으로 거절한다.</w:t>
+              <w:t>• 현재 화면은 원문 사람 네 포인트·일반 선택 메모·검증 완료·저장으로 처리한다. 확인 누락은 422, 시연 자료·불일치 문장·변경된 근거/기사 해시는 409 등으로 거절한다.</w:t>
             </w:r>
           </w:p>
           <w:p>
@@ -14105,7 +14087,7 @@
                 <w:color w:val="000000"/>
                 <w:sz w:val="20"/>
               </w:rPr>
-              <w:t>• 실제 MySQL 104개·Node 40개·브라우저 검사 통과. 화면에서 확인을 눌렀다는 기록이 원자료의 진위를 자동 증명하지는 않는다.</w:t>
+              <w:t>• 실제 MySQL 129개·Node 40개·브라우저 검사 통과. 화면에서 확인을 눌렀다는 기록이 원자료의 진위를 자동 증명하지는 않는다.</w:t>
             </w:r>
           </w:p>
         </w:tc>
@@ -19307,7 +19289,7 @@
                 <w:color w:val="000000"/>
                 <w:sz w:val="20"/>
               </w:rPr>
-              <w:t>현재 검증: MySQL 104개, Node 40개, 실제 브라우저·모바일. 본 답안용 종로 CSV/MySQL 조회를 별도 추가 확인했다.</w:t>
+              <w:t>현재 검증: MySQL 129개, Node 40개, 실제 브라우저·모바일. 본 답안용 종로 CSV/MySQL 조회를 별도 추가 확인했다.</w:t>
             </w:r>
           </w:p>
           <w:p>
@@ -19642,15 +19624,14 @@
             <w:pPr>
               <w:spacing w:before="0" w:after="40" w:line="259" w:lineRule="auto"/>
             </w:pPr>
-            <w:r/>
-            <w:r>
-              <w:rPr>
-                <w:rFonts w:ascii="NanumGothic" w:hAnsi="NanumGothic" w:eastAsia="NanumGothic" w:cs="NanumGothic"/>
-                <w:b w:val="0"/>
-                <w:color w:val="000000"/>
-                <w:sz w:val="20"/>
-              </w:rPr>
-              <w:t>상태 변경 없음, 원문 비교·확인 1개 저장, 해당 지역 메인 링크</w:t>
+            <w:r>
+              <w:rPr>
+                <w:rFonts w:ascii="NanumGothic" w:hAnsi="NanumGothic" w:eastAsia="NanumGothic" w:cs="NanumGothic"/>
+                <w:b w:val="0"/>
+                <w:color w:val="000000"/>
+                <w:sz w:val="20"/>
+              </w:rPr>
+              <w:t>상태 변경 없음, 원문 비교·ChatGPT 참고 결과·사람 네 포인트 저장, 해당 지역 메인 링크</w:t>
             </w:r>
           </w:p>
         </w:tc>
@@ -20305,15 +20286,14 @@
             <w:pPr>
               <w:spacing w:before="0" w:after="40" w:line="259" w:lineRule="auto"/>
             </w:pPr>
-            <w:r/>
-            <w:r>
-              <w:rPr>
-                <w:rFonts w:ascii="NanumGothic" w:hAnsi="NanumGothic" w:eastAsia="NanumGothic" w:cs="NanumGothic"/>
-                <w:b w:val="0"/>
-                <w:color w:val="000000"/>
-                <w:sz w:val="20"/>
-              </w:rPr>
-              <w:t>104개 통과. 기존 업무·구형 이관·검증 저장·위치별 상세·date/date_range 공개 검사. 임시 DB만 사용했다.</w:t>
+            <w:r>
+              <w:rPr>
+                <w:rFonts w:ascii="NanumGothic" w:hAnsi="NanumGothic" w:eastAsia="NanumGothic" w:cs="NanumGothic"/>
+                <w:b w:val="0"/>
+                <w:color w:val="000000"/>
+                <w:sz w:val="20"/>
+              </w:rPr>
+              <w:t>129개 통과. AI 참고 검수·사람 체크 25개 추가 및 기존 업무·구형 이관·검증 저장·위치별 상세·date/date_range 공개 검사. 임시 DB만 사용했다.</w:t>
             </w:r>
           </w:p>
         </w:tc>
@@ -20551,6 +20531,682 @@
           <w:t>이번 코드 검증 기록</w:t>
         </w:r>
       </w:hyperlink>
+    </w:p>
+    <w:p>
+      <w:r>
+        <w:br w:type="page"/>
+      </w:r>
+    </w:p>
+    <w:p>
+      <w:pPr>
+        <w:pStyle w:val="Heading1"/>
+      </w:pPr>
+      <w:r>
+        <w:rPr>
+          <w:rFonts w:ascii="NanumGothic" w:hAnsi="NanumGothic" w:eastAsia="NanumGothic" w:cs="NanumGothic"/>
+          <w:b/>
+          <w:color w:val="000000"/>
+          <w:sz w:val="30"/>
+        </w:rPr>
+        <w:t>기타 ChatGPT 참고 검수와 사람 체크 보완</w:t>
+      </w:r>
+    </w:p>
+    <w:p>
+      <w:r>
+        <w:rPr>
+          <w:rFonts w:ascii="NanumGothic" w:hAnsi="NanumGothic" w:eastAsia="NanumGothic" w:cs="NanumGothic"/>
+          <w:b w:val="0"/>
+          <w:color w:val="000000"/>
+          <w:sz w:val="21"/>
+        </w:rPr>
+        <w:t>기사를 읽고 검수할 때 등록 원문·Fact와 제목·문장을 AI로 대조하고, 사람이 예시를 참고해 직접 확인하도록 추가했다. 자동 검수는 승인·게시·사람 체크를 처리하지 않는다. 원문 URL 전체 수집과 독립적인 사실 검증은 하지 않는다.</w:t>
+      </w:r>
+    </w:p>
+    <w:tbl>
+      <w:tblPr>
+        <w:tblW w:type="auto" w:w="0"/>
+        <w:tblLayout w:type="fixed"/>
+        <w:tblLook w:firstColumn="1" w:firstRow="1" w:lastColumn="0" w:lastRow="0" w:noHBand="0" w:noVBand="1" w:val="04A0"/>
+        <w:tblBorders>
+          <w:top w:val="single" w:sz="5" w:color="D9D9D9"/>
+          <w:left w:val="single" w:sz="5" w:color="D9D9D9"/>
+          <w:bottom w:val="single" w:sz="5" w:color="D9D9D9"/>
+          <w:right w:val="single" w:sz="5" w:color="D9D9D9"/>
+          <w:insideH w:val="single" w:sz="5" w:color="D9D9D9"/>
+          <w:insideV w:val="single" w:sz="5" w:color="D9D9D9"/>
+        </w:tblBorders>
+      </w:tblPr>
+      <w:tblGrid>
+        <w:gridCol w:w="3302"/>
+        <w:gridCol w:w="3302"/>
+        <w:gridCol w:w="3302"/>
+      </w:tblGrid>
+      <w:tr>
+        <w:trPr>
+          <w:cantSplit/>
+          <w:tblHeader/>
+        </w:trPr>
+        <w:tc>
+          <w:tcPr>
+            <w:tcW w:type="dxa" w:w="1728"/>
+            <w:vAlign w:val="center"/>
+            <w:tcMar>
+              <w:top w:w="85" w:type="dxa"/>
+              <w:left w:w="85" w:type="dxa"/>
+              <w:bottom w:w="85" w:type="dxa"/>
+              <w:right w:w="85" w:type="dxa"/>
+            </w:tcMar>
+            <w:shd w:fill="DCE6F1"/>
+          </w:tcPr>
+          <w:p>
+            <w:pPr>
+              <w:spacing w:after="40" w:line="259" w:lineRule="auto"/>
+            </w:pPr>
+            <w:r>
+              <w:rPr>
+                <w:b/>
+              </w:rPr>
+            </w:r>
+            <w:r>
+              <w:rPr>
+                <w:rFonts w:ascii="NanumGothic" w:hAnsi="NanumGothic" w:eastAsia="NanumGothic" w:cs="NanumGothic"/>
+                <w:b/>
+                <w:color w:val="000000"/>
+                <w:sz w:val="20"/>
+              </w:rPr>
+              <w:t>체크 포인트</w:t>
+            </w:r>
+          </w:p>
+        </w:tc>
+        <w:tc>
+          <w:tcPr>
+            <w:tcW w:type="dxa" w:w="3168"/>
+            <w:vAlign w:val="center"/>
+            <w:tcMar>
+              <w:top w:w="85" w:type="dxa"/>
+              <w:left w:w="85" w:type="dxa"/>
+              <w:bottom w:w="85" w:type="dxa"/>
+              <w:right w:w="85" w:type="dxa"/>
+            </w:tcMar>
+            <w:shd w:fill="DCE6F1"/>
+          </w:tcPr>
+          <w:p>
+            <w:pPr>
+              <w:spacing w:after="40" w:line="259" w:lineRule="auto"/>
+            </w:pPr>
+            <w:r>
+              <w:rPr>
+                <w:b/>
+              </w:rPr>
+            </w:r>
+            <w:r>
+              <w:rPr>
+                <w:rFonts w:ascii="NanumGothic" w:hAnsi="NanumGothic" w:eastAsia="NanumGothic" w:cs="NanumGothic"/>
+                <w:b/>
+                <w:color w:val="000000"/>
+                <w:sz w:val="20"/>
+              </w:rPr>
+              <w:t>잘못된 예시</w:t>
+            </w:r>
+          </w:p>
+        </w:tc>
+        <w:tc>
+          <w:tcPr>
+            <w:tcW w:type="dxa" w:w="4968"/>
+            <w:vAlign w:val="center"/>
+            <w:tcMar>
+              <w:top w:w="85" w:type="dxa"/>
+              <w:left w:w="85" w:type="dxa"/>
+              <w:bottom w:w="85" w:type="dxa"/>
+              <w:right w:w="85" w:type="dxa"/>
+            </w:tcMar>
+            <w:shd w:fill="DCE6F1"/>
+          </w:tcPr>
+          <w:p>
+            <w:pPr>
+              <w:spacing w:after="40" w:line="259" w:lineRule="auto"/>
+            </w:pPr>
+            <w:r>
+              <w:rPr>
+                <w:b/>
+              </w:rPr>
+            </w:r>
+            <w:r>
+              <w:rPr>
+                <w:rFonts w:ascii="NanumGothic" w:hAnsi="NanumGothic" w:eastAsia="NanumGothic" w:cs="NanumGothic"/>
+                <w:b/>
+                <w:color w:val="000000"/>
+                <w:sz w:val="20"/>
+              </w:rPr>
+              <w:t>직접 확인과 수정</w:t>
+            </w:r>
+          </w:p>
+        </w:tc>
+      </w:tr>
+      <w:tr>
+        <w:trPr>
+          <w:cantSplit/>
+        </w:trPr>
+        <w:tc>
+          <w:tcPr>
+            <w:tcW w:type="dxa" w:w="1728"/>
+            <w:vAlign w:val="center"/>
+            <w:tcMar>
+              <w:top w:w="85" w:type="dxa"/>
+              <w:left w:w="85" w:type="dxa"/>
+              <w:bottom w:w="85" w:type="dxa"/>
+              <w:right w:w="85" w:type="dxa"/>
+            </w:tcMar>
+            <w:shd w:fill="FFFFFF"/>
+          </w:tcPr>
+          <w:p>
+            <w:pPr>
+              <w:spacing w:after="40" w:line="259" w:lineRule="auto"/>
+            </w:pPr>
+            <w:r/>
+            <w:r>
+              <w:rPr>
+                <w:rFonts w:ascii="NanumGothic" w:hAnsi="NanumGothic" w:eastAsia="NanumGothic" w:cs="NanumGothic"/>
+                <w:b w:val="0"/>
+                <w:color w:val="000000"/>
+                <w:sz w:val="20"/>
+              </w:rPr>
+              <w:t>수치와 단위</w:t>
+            </w:r>
+          </w:p>
+        </w:tc>
+        <w:tc>
+          <w:tcPr>
+            <w:tcW w:type="dxa" w:w="3168"/>
+            <w:vAlign w:val="center"/>
+            <w:tcMar>
+              <w:top w:w="85" w:type="dxa"/>
+              <w:left w:w="85" w:type="dxa"/>
+              <w:bottom w:w="85" w:type="dxa"/>
+              <w:right w:w="85" w:type="dxa"/>
+            </w:tcMar>
+            <w:shd w:fill="FFFFFF"/>
+          </w:tcPr>
+          <w:p>
+            <w:pPr>
+              <w:spacing w:after="40" w:line="259" w:lineRule="auto"/>
+            </w:pPr>
+            <w:r/>
+            <w:r>
+              <w:rPr>
+                <w:rFonts w:ascii="NanumGothic" w:hAnsi="NanumGothic" w:eastAsia="NanumGothic" w:cs="NanumGothic"/>
+                <w:b w:val="0"/>
+                <w:color w:val="000000"/>
+                <w:sz w:val="20"/>
+              </w:rPr>
+              <w:t>10명→12명인데 120% 증가</w:t>
+            </w:r>
+          </w:p>
+        </w:tc>
+        <w:tc>
+          <w:tcPr>
+            <w:tcW w:type="dxa" w:w="4968"/>
+            <w:vAlign w:val="center"/>
+            <w:tcMar>
+              <w:top w:w="85" w:type="dxa"/>
+              <w:left w:w="85" w:type="dxa"/>
+              <w:bottom w:w="85" w:type="dxa"/>
+              <w:right w:w="85" w:type="dxa"/>
+            </w:tcMar>
+            <w:shd w:fill="FFFFFF"/>
+          </w:tcPr>
+          <w:p>
+            <w:pPr>
+              <w:spacing w:after="40" w:line="259" w:lineRule="auto"/>
+            </w:pPr>
+            <w:r/>
+            <w:r>
+              <w:rPr>
+                <w:rFonts w:ascii="NanumGothic" w:hAnsi="NanumGothic" w:eastAsia="NanumGothic" w:cs="NanumGothic"/>
+                <w:b w:val="0"/>
+                <w:color w:val="000000"/>
+                <w:sz w:val="20"/>
+              </w:rPr>
+              <w:t>20% 증가. 기준 0은 증감률 대신 늘어난 수량으로 표현</w:t>
+            </w:r>
+          </w:p>
+        </w:tc>
+      </w:tr>
+      <w:tr>
+        <w:trPr>
+          <w:cantSplit/>
+        </w:trPr>
+        <w:tc>
+          <w:tcPr>
+            <w:tcW w:type="dxa" w:w="1728"/>
+            <w:vAlign w:val="center"/>
+            <w:tcMar>
+              <w:top w:w="85" w:type="dxa"/>
+              <w:left w:w="85" w:type="dxa"/>
+              <w:bottom w:w="85" w:type="dxa"/>
+              <w:right w:w="85" w:type="dxa"/>
+            </w:tcMar>
+            <w:shd w:fill="FFFFFF"/>
+          </w:tcPr>
+          <w:p>
+            <w:pPr>
+              <w:spacing w:after="40" w:line="259" w:lineRule="auto"/>
+            </w:pPr>
+            <w:r/>
+            <w:r>
+              <w:rPr>
+                <w:rFonts w:ascii="NanumGothic" w:hAnsi="NanumGothic" w:eastAsia="NanumGothic" w:cs="NanumGothic"/>
+                <w:b w:val="0"/>
+                <w:color w:val="000000"/>
+                <w:sz w:val="20"/>
+              </w:rPr>
+              <w:t>날짜와 지역</w:t>
+            </w:r>
+          </w:p>
+        </w:tc>
+        <w:tc>
+          <w:tcPr>
+            <w:tcW w:type="dxa" w:w="3168"/>
+            <w:vAlign w:val="center"/>
+            <w:tcMar>
+              <w:top w:w="85" w:type="dxa"/>
+              <w:left w:w="85" w:type="dxa"/>
+              <w:bottom w:w="85" w:type="dxa"/>
+              <w:right w:w="85" w:type="dxa"/>
+            </w:tcMar>
+            <w:shd w:fill="FFFFFF"/>
+          </w:tcPr>
+          <w:p>
+            <w:pPr>
+              <w:spacing w:after="40" w:line="259" w:lineRule="auto"/>
+            </w:pPr>
+            <w:r/>
+            <w:r>
+              <w:rPr>
+                <w:rFonts w:ascii="NanumGothic" w:hAnsi="NanumGothic" w:eastAsia="NanumGothic" w:cs="NanumGothic"/>
+                <w:b w:val="0"/>
+                <w:color w:val="000000"/>
+                <w:sz w:val="20"/>
+              </w:rPr>
+              <w:t>종로 24일 행사인데 중구 20일</w:t>
+            </w:r>
+          </w:p>
+        </w:tc>
+        <w:tc>
+          <w:tcPr>
+            <w:tcW w:type="dxa" w:w="4968"/>
+            <w:vAlign w:val="center"/>
+            <w:tcMar>
+              <w:top w:w="85" w:type="dxa"/>
+              <w:left w:w="85" w:type="dxa"/>
+              <w:bottom w:w="85" w:type="dxa"/>
+              <w:right w:w="85" w:type="dxa"/>
+            </w:tcMar>
+            <w:shd w:fill="FFFFFF"/>
+          </w:tcPr>
+          <w:p>
+            <w:pPr>
+              <w:spacing w:after="40" w:line="259" w:lineRule="auto"/>
+            </w:pPr>
+            <w:r/>
+            <w:r>
+              <w:rPr>
+                <w:rFonts w:ascii="NanumGothic" w:hAnsi="NanumGothic" w:eastAsia="NanumGothic" w:cs="NanumGothic"/>
+                <w:b w:val="0"/>
+                <w:color w:val="000000"/>
+                <w:sz w:val="20"/>
+              </w:rPr>
+              <w:t>발행일과 행사일 구별. 장소·대상·시간대 대조</w:t>
+            </w:r>
+          </w:p>
+        </w:tc>
+      </w:tr>
+      <w:tr>
+        <w:trPr>
+          <w:cantSplit/>
+        </w:trPr>
+        <w:tc>
+          <w:tcPr>
+            <w:tcW w:type="dxa" w:w="1728"/>
+            <w:vAlign w:val="center"/>
+            <w:tcMar>
+              <w:top w:w="85" w:type="dxa"/>
+              <w:left w:w="85" w:type="dxa"/>
+              <w:bottom w:w="85" w:type="dxa"/>
+              <w:right w:w="85" w:type="dxa"/>
+            </w:tcMar>
+            <w:shd w:fill="FFFFFF"/>
+          </w:tcPr>
+          <w:p>
+            <w:pPr>
+              <w:spacing w:after="40" w:line="259" w:lineRule="auto"/>
+            </w:pPr>
+            <w:r/>
+            <w:r>
+              <w:rPr>
+                <w:rFonts w:ascii="NanumGothic" w:hAnsi="NanumGothic" w:eastAsia="NanumGothic" w:cs="NanumGothic"/>
+                <w:b w:val="0"/>
+                <w:color w:val="000000"/>
+                <w:sz w:val="20"/>
+              </w:rPr>
+              <w:t>인과 과장 인터뷰</w:t>
+            </w:r>
+          </w:p>
+        </w:tc>
+        <w:tc>
+          <w:tcPr>
+            <w:tcW w:type="dxa" w:w="3168"/>
+            <w:vAlign w:val="center"/>
+            <w:tcMar>
+              <w:top w:w="85" w:type="dxa"/>
+              <w:left w:w="85" w:type="dxa"/>
+              <w:bottom w:w="85" w:type="dxa"/>
+              <w:right w:w="85" w:type="dxa"/>
+            </w:tcMar>
+            <w:shd w:fill="FFFFFF"/>
+          </w:tcPr>
+          <w:p>
+            <w:pPr>
+              <w:spacing w:after="40" w:line="259" w:lineRule="auto"/>
+            </w:pPr>
+            <w:r/>
+            <w:r>
+              <w:rPr>
+                <w:rFonts w:ascii="NanumGothic" w:hAnsi="NanumGothic" w:eastAsia="NanumGothic" w:cs="NanumGothic"/>
+                <w:b w:val="0"/>
+                <w:color w:val="000000"/>
+                <w:sz w:val="20"/>
+              </w:rPr>
+              <w:t>행사 안내에 경제 회복·만족 인터뷰 추가</w:t>
+            </w:r>
+          </w:p>
+        </w:tc>
+        <w:tc>
+          <w:tcPr>
+            <w:tcW w:type="dxa" w:w="4968"/>
+            <w:vAlign w:val="center"/>
+            <w:tcMar>
+              <w:top w:w="85" w:type="dxa"/>
+              <w:left w:w="85" w:type="dxa"/>
+              <w:bottom w:w="85" w:type="dxa"/>
+              <w:right w:w="85" w:type="dxa"/>
+            </w:tcMar>
+            <w:shd w:fill="FFFFFF"/>
+          </w:tcPr>
+          <w:p>
+            <w:pPr>
+              <w:spacing w:after="40" w:line="259" w:lineRule="auto"/>
+            </w:pPr>
+            <w:r/>
+            <w:r>
+              <w:rPr>
+                <w:rFonts w:ascii="NanumGothic" w:hAnsi="NanumGothic" w:eastAsia="NanumGothic" w:cs="NanumGothic"/>
+                <w:b w:val="0"/>
+                <w:color w:val="000000"/>
+                <w:sz w:val="20"/>
+              </w:rPr>
+              <w:t>근거 없는 원인·전망·인용·과장 삭제</w:t>
+            </w:r>
+          </w:p>
+        </w:tc>
+      </w:tr>
+      <w:tr>
+        <w:trPr>
+          <w:cantSplit/>
+        </w:trPr>
+        <w:tc>
+          <w:tcPr>
+            <w:tcW w:type="dxa" w:w="1728"/>
+            <w:vAlign w:val="center"/>
+            <w:tcMar>
+              <w:top w:w="85" w:type="dxa"/>
+              <w:left w:w="85" w:type="dxa"/>
+              <w:bottom w:w="85" w:type="dxa"/>
+              <w:right w:w="85" w:type="dxa"/>
+            </w:tcMar>
+            <w:shd w:fill="FFFFFF"/>
+          </w:tcPr>
+          <w:p>
+            <w:pPr>
+              <w:spacing w:after="40" w:line="259" w:lineRule="auto"/>
+            </w:pPr>
+            <w:r/>
+            <w:r>
+              <w:rPr>
+                <w:rFonts w:ascii="NanumGothic" w:hAnsi="NanumGothic" w:eastAsia="NanumGothic" w:cs="NanumGothic"/>
+                <w:b w:val="0"/>
+                <w:color w:val="000000"/>
+                <w:sz w:val="20"/>
+              </w:rPr>
+              <w:t>출처와 이용 조건</w:t>
+            </w:r>
+          </w:p>
+        </w:tc>
+        <w:tc>
+          <w:tcPr>
+            <w:tcW w:type="dxa" w:w="3168"/>
+            <w:vAlign w:val="center"/>
+            <w:tcMar>
+              <w:top w:w="85" w:type="dxa"/>
+              <w:left w:w="85" w:type="dxa"/>
+              <w:bottom w:w="85" w:type="dxa"/>
+              <w:right w:w="85" w:type="dxa"/>
+            </w:tcMar>
+            <w:shd w:fill="FFFFFF"/>
+          </w:tcPr>
+          <w:p>
+            <w:pPr>
+              <w:spacing w:after="40" w:line="259" w:lineRule="auto"/>
+            </w:pPr>
+            <w:r/>
+            <w:r>
+              <w:rPr>
+                <w:rFonts w:ascii="NanumGothic" w:hAnsi="NanumGothic" w:eastAsia="NanumGothic" w:cs="NanumGothic"/>
+                <w:b w:val="0"/>
+                <w:color w:val="000000"/>
+                <w:sz w:val="20"/>
+              </w:rPr>
+              <w:t>링크 누락·공개 자료 전문 복사 가능</w:t>
+            </w:r>
+          </w:p>
+        </w:tc>
+        <w:tc>
+          <w:tcPr>
+            <w:tcW w:type="dxa" w:w="4968"/>
+            <w:vAlign w:val="center"/>
+            <w:tcMar>
+              <w:top w:w="85" w:type="dxa"/>
+              <w:left w:w="85" w:type="dxa"/>
+              <w:bottom w:w="85" w:type="dxa"/>
+              <w:right w:w="85" w:type="dxa"/>
+            </w:tcMar>
+            <w:shd w:fill="FFFFFF"/>
+          </w:tcPr>
+          <w:p>
+            <w:pPr>
+              <w:spacing w:after="40" w:line="259" w:lineRule="auto"/>
+            </w:pPr>
+            <w:r/>
+            <w:r>
+              <w:rPr>
+                <w:rFonts w:ascii="NanumGothic" w:hAnsi="NanumGothic" w:eastAsia="NanumGothic" w:cs="NanumGothic"/>
+                <w:b w:val="0"/>
+                <w:color w:val="000000"/>
+                <w:sz w:val="20"/>
+              </w:rPr>
+              <w:t>기관·발행일·원문 구절·이용 조건 직접 확인</w:t>
+            </w:r>
+          </w:p>
+        </w:tc>
+      </w:tr>
+    </w:tbl>
+    <w:p>
+      <w:pPr>
+        <w:pStyle w:val="Heading2"/>
+      </w:pPr>
+      <w:r>
+        <w:rPr>
+          <w:rFonts w:ascii="NanumGothic" w:hAnsi="NanumGothic" w:eastAsia="NanumGothic" w:cs="NanumGothic"/>
+          <w:b/>
+          <w:color w:val="000000"/>
+          <w:sz w:val="24"/>
+        </w:rPr>
+        <w:t>사용 순서</w:t>
+      </w:r>
+    </w:p>
+    <w:p>
+      <w:r>
+        <w:rPr>
+          <w:rFonts w:ascii="NanumGothic" w:hAnsi="NanumGothic" w:eastAsia="NanumGothic" w:cs="NanumGothic"/>
+          <w:b w:val="0"/>
+          <w:color w:val="000000"/>
+          <w:sz w:val="20"/>
+        </w:rPr>
+        <w:t>관리자 지역 뉴스 → 주제 → 기사 원문 비교·검증. 원문과 기사 제목·본문을 읽고 필요하면 ChatGPT 자동 검수 유료 버튼을 누른다.</w:t>
+      </w:r>
+    </w:p>
+    <w:p>
+      <w:r>
+        <w:rPr>
+          <w:rFonts w:ascii="NanumGothic" w:hAnsi="NanumGothic" w:eastAsia="NanumGothic" w:cs="NanumGothic"/>
+          <w:b w:val="0"/>
+          <w:color w:val="000000"/>
+          <w:sz w:val="20"/>
+        </w:rPr>
+        <w:t>네 항목·문장별 결과와 연결 Fact·출처를 확인한다. 같은 기사·근거의 완료 결과는 재사용한다. 예전 기사나 근거의 결과는 현재 기준으로 사용하지 않는다.</w:t>
+      </w:r>
+    </w:p>
+    <w:p>
+      <w:r>
+        <w:rPr>
+          <w:rFonts w:ascii="NanumGothic" w:hAnsi="NanumGothic" w:eastAsia="NanumGothic" w:cs="NanumGothic"/>
+          <w:b w:val="0"/>
+          <w:color w:val="000000"/>
+          <w:sz w:val="20"/>
+        </w:rPr>
+        <w:t>사람 체크는 0/4에서 시작한다. 각 예시를 펼쳐 직접 확인한 네 항목을 체크하고 저장한다. 일반 메모는 선택, 현재 AI 불일치 시 재확인 처리 메모를 남긴다.</w:t>
+      </w:r>
+    </w:p>
+    <w:p>
+      <w:r>
+        <w:rPr>
+          <w:rFonts w:ascii="NanumGothic" w:hAnsi="NanumGothic" w:eastAsia="NanumGothic" w:cs="NanumGothic"/>
+          <w:b w:val="0"/>
+          <w:color w:val="000000"/>
+          <w:sz w:val="20"/>
+        </w:rPr>
+        <w:t>키 미설정·API 오류 시 가짜 성공을 만들지 않으며 사람이 직접 검수할 수 있다. 실행 중 중복 호출은 막는다. 서버 중단 기록은 안내 후 별도의 다음 클릭으로 재시도한다.</w:t>
+      </w:r>
+    </w:p>
+    <w:p>
+      <w:r>
+        <w:rPr>
+          <w:rFonts w:ascii="NanumGothic" w:hAnsi="NanumGothic" w:eastAsia="NanumGothic" w:cs="NanumGothic"/>
+          <w:b w:val="0"/>
+          <w:color w:val="000000"/>
+          <w:sz w:val="20"/>
+        </w:rPr>
+        <w:t>추가 SQL 없음. 기존 news_reviews에 AI JSON 이력과 별도의 사람 승인 체크를 보존하고 news_ai_usage에 모델·토큰·요청 ID를 기록한다. AI 응답 대기 중 기사·근거가 바뀌면 결과는 폐기하고 사용량·오류만 남긴다.</w:t>
+      </w:r>
+    </w:p>
+    <w:p>
+      <w:r>
+        <w:br w:type="page"/>
+      </w:r>
+    </w:p>
+    <w:p>
+      <w:pPr>
+        <w:pStyle w:val="Heading1"/>
+      </w:pPr>
+      <w:r>
+        <w:rPr>
+          <w:rFonts w:ascii="NanumGothic" w:hAnsi="NanumGothic" w:eastAsia="NanumGothic" w:cs="NanumGothic"/>
+          <w:b/>
+          <w:color w:val="000000"/>
+          <w:sz w:val="30"/>
+        </w:rPr>
+        <w:t>기타 자동 검수 화면과 적용 검사</w:t>
+      </w:r>
+    </w:p>
+    <w:p>
+      <w:r>
+        <w:rPr>
+          <w:rFonts w:ascii="NanumGothic" w:hAnsi="NanumGothic" w:eastAsia="NanumGothic" w:cs="NanumGothic"/>
+          <w:b w:val="0"/>
+          <w:color w:val="000000"/>
+          <w:sz w:val="20"/>
+        </w:rPr>
+        <w:t>실제 격리 MySQL·브라우저 테스트 화면. AI 응답은 모의 결과이며 유료 OpenAI 호출·운영 게시의 성공 증거가 아니다.</w:t>
+      </w:r>
+    </w:p>
+    <w:p>
+      <w:r>
+        <w:drawing>
+          <wp:inline>
+            <wp:extent cx="5852160" cy="4348480"/>
+            <wp:docPr id="8" name="Picture 8" descr="등록 근거와 기사 대조의 모의 AI 결과. 사람 확인·승인 상태는 변경하지 않는다."/>
+            <wp:cNvGraphicFramePr>
+              <a:graphicFrameLocks noChangeAspect="1"/>
+            </wp:cNvGraphicFramePr>
+            <a:graphic>
+              <a:graphicData uri="http://schemas.openxmlformats.org/drawingml/2006/picture">
+                <pic:pic>
+                  <pic:nvPicPr>
+                    <pic:cNvPr id="0" name="news-ai-review-screen.jpg"/>
+                    <pic:cNvPicPr/>
+                  </pic:nvPicPr>
+                  <pic:blipFill>
+                    <a:blip r:embed="rId8"/>
+                    <a:stretch>
+                      <a:fillRect/>
+                    </a:stretch>
+                  </pic:blipFill>
+                  <pic:spPr>
+                    <a:xfrm>
+                      <a:off x="0" y="0"/>
+                      <a:ext cx="5852160" cy="4348480"/>
+                    </a:xfrm>
+                    <a:prstGeom prst="rect"/>
+                  </pic:spPr>
+                </pic:pic>
+              </a:graphicData>
+            </a:graphic>
+          </wp:inline>
+        </w:drawing>
+      </w:r>
+    </w:p>
+    <w:p>
+      <w:r>
+        <w:rPr>
+          <w:rFonts w:ascii="NanumGothic" w:hAnsi="NanumGothic" w:eastAsia="NanumGothic" w:cs="NanumGothic"/>
+          <w:b w:val="0"/>
+          <w:color w:val="000000"/>
+          <w:sz w:val="20"/>
+        </w:rPr>
+        <w:t>기존 서버 두 창 Ctrl+C → 최신 파일을 기존 package.json 옆에 파일 바꾸기 → 09번 시작 → 19번 8개 PASS와 20261020-review-1 확인 → 관리자 Ctrl+F5. .env·.venv·기존 DB는 유지한다.</w:t>
+      </w:r>
+    </w:p>
+    <w:p>
+      <w:r>
+        <w:rPr>
+          <w:rFonts w:ascii="NanumGothic" w:hAnsi="NanumGothic" w:eastAsia="NanumGothic" w:cs="NanumGothic"/>
+          <w:b w:val="0"/>
+          <w:color w:val="000000"/>
+          <w:sz w:val="20"/>
+        </w:rPr>
+        <w:t>실제 MySQL 뉴스 129개·Node 40개 통과. 브라우저에서 예시 펼치기, AI 결과 저장·재사용, 사람 체크 누락 차단, 429 오류 안내, 빈 메모 저장, 공개 중단·한국/일본·모바일을 확인했다. 실제 SDK 호출 형식은 모의 HTTP 응답으로 시험했다. 유료 OpenAI·노션·사용자 PC 운영 DB·Windows BAT는 미실행이다.</w:t>
+      </w:r>
+    </w:p>
+    <w:p>
+      <w:r>
+        <w:rPr>
+          <w:rFonts w:ascii="NanumGothic" w:hAnsi="NanumGothic" w:eastAsia="NanumGothic" w:cs="NanumGothic"/>
+          <w:b w:val="0"/>
+          <w:color w:val="000000"/>
+          <w:sz w:val="19"/>
+        </w:rPr>
+        <w:t>관련 자료 docs/NEWS_AI_REVIEW.md · tests/news/test_assisted_review.py · docs/assets/news-ai-review-demo.gif · NEWS_TEST_REPORT.md</w:t>
+      </w:r>
     </w:p>
     <w:sectPr>
       <w:footerReference w:type="default" r:id="rId18"/>
